--- a/homework/hw5.docx
+++ b/homework/hw5.docx
@@ -377,7 +377,7 @@
           <w:sz w:val="24"/>
           <w:szCs w:val="24"/>
         </w:rPr>
-        <w:t xml:space="preserve">, you will find it </w:t>
+        <w:t>, you will find</w:t>
       </w:r>
       <w:r>
         <w:rPr>
@@ -387,7 +387,7 @@
           <w:sz w:val="24"/>
           <w:szCs w:val="24"/>
         </w:rPr>
-        <w:t>manageable</w:t>
+        <w:t xml:space="preserve"> the questions </w:t>
       </w:r>
       <w:r>
         <w:rPr>
@@ -397,19 +397,68 @@
           <w:sz w:val="24"/>
           <w:szCs w:val="24"/>
         </w:rPr>
-        <w:t xml:space="preserve">. </w:t>
+        <w:t>manageable</w:t>
       </w:r>
       <w:r>
         <w:rPr>
           <w:rFonts w:ascii="Times New Roman" w:hAnsi="Times New Roman" w:cs="Times New Roman"/>
           <w:b w:val="0"/>
           <w:bCs w:val="0"/>
-          <w:i/>
-          <w:iCs/>
           <w:sz w:val="24"/>
           <w:szCs w:val="24"/>
         </w:rPr>
-        <w:t>(5 points/item, 30 points total)</w:t>
+        <w:t xml:space="preserve">. </w:t>
+      </w:r>
+    </w:p>
+    <w:p>
+      <w:pPr>
+        <w:pStyle w:val="Heading1"/>
+        <w:jc w:val="both"/>
+        <w:rPr>
+          <w:rFonts w:ascii="Times New Roman" w:hAnsi="Times New Roman" w:cs="Times New Roman"/>
+          <w:b w:val="0"/>
+          <w:bCs w:val="0"/>
+          <w:i/>
+          <w:iCs/>
+          <w:sz w:val="24"/>
+          <w:szCs w:val="24"/>
+        </w:rPr>
+      </w:pPr>
+      <w:r>
+        <w:rPr>
+          <w:rFonts w:ascii="Times New Roman" w:hAnsi="Times New Roman" w:cs="Times New Roman"/>
+          <w:b w:val="0"/>
+          <w:bCs w:val="0"/>
+          <w:i/>
+          <w:iCs/>
+          <w:sz w:val="24"/>
+          <w:szCs w:val="24"/>
+        </w:rPr>
+        <w:t>(</w:t>
+      </w:r>
+      <w:r>
+        <w:rPr>
+          <w:rFonts w:ascii="Times New Roman" w:hAnsi="Times New Roman" w:cs="Times New Roman"/>
+          <w:b w:val="0"/>
+          <w:bCs w:val="0"/>
+          <w:i/>
+          <w:iCs/>
+          <w:sz w:val="24"/>
+          <w:szCs w:val="24"/>
+        </w:rPr>
+        <w:t>6</w:t>
+      </w:r>
+      <w:r>
+        <w:rPr>
+          <w:rFonts w:ascii="Times New Roman" w:hAnsi="Times New Roman" w:cs="Times New Roman"/>
+          <w:b w:val="0"/>
+          <w:bCs w:val="0"/>
+          <w:i/>
+          <w:iCs/>
+          <w:sz w:val="24"/>
+          <w:szCs w:val="24"/>
+        </w:rPr>
+        <w:t xml:space="preserve"> points/item, 30 points total)</w:t>
       </w:r>
     </w:p>
     <w:p>
@@ -810,6 +859,7 @@
           <w:b/>
           <w:bCs/>
         </w:rPr>
+        <w:lastRenderedPageBreak/>
         <w:t>Note</w:t>
       </w:r>
       <w:r>
@@ -928,7 +978,6 @@
         </w:numPr>
       </w:pPr>
       <w:r>
-        <w:lastRenderedPageBreak/>
         <w:t xml:space="preserve">(a). </w:t>
       </w:r>
       <w:r>
@@ -1166,7 +1215,6 @@
         </w:numPr>
       </w:pPr>
       <w:r>
-        <w:lastRenderedPageBreak/>
         <w:t xml:space="preserve">(a). </w:t>
       </w:r>
       <w:r>
@@ -1952,6 +2000,7 @@
           <w:i/>
           <w:iCs/>
         </w:rPr>
+        <w:lastRenderedPageBreak/>
         <w:t xml:space="preserve">K </w:t>
       </w:r>
       <w:r>
@@ -2039,7 +2088,6 @@
           <w:bCs/>
           <w:u w:val="single"/>
         </w:rPr>
-        <w:lastRenderedPageBreak/>
         <w:t>State whether the expression is true or false</w:t>
       </w:r>
       <w:r>
@@ -2536,7 +2584,7 @@
           <w:i/>
           <w:iCs/>
         </w:rPr>
-        <w:t>3</w:t>
+        <w:t>4</w:t>
       </w:r>
       <w:r>
         <w:rPr>
@@ -2552,7 +2600,15 @@
           <w:i/>
           <w:iCs/>
         </w:rPr>
-        <w:t>24</w:t>
+        <w:t>2</w:t>
+      </w:r>
+      <w:r>
+        <w:rPr>
+          <w:rFonts w:ascii="Times New Roman" w:hAnsi="Times New Roman" w:cs="Times New Roman"/>
+          <w:i/>
+          <w:iCs/>
+        </w:rPr>
+        <w:t>4</w:t>
       </w:r>
       <w:r>
         <w:rPr>
@@ -2594,7 +2650,7 @@
           <w:i/>
           <w:iCs/>
         </w:rPr>
-        <w:t>: C – S</w:t>
+        <w:t xml:space="preserve">: </w:t>
       </w:r>
       <w:r>
         <w:rPr>
@@ -2603,16 +2659,43 @@
           <w:iCs/>
         </w:rPr>
         <w:tab/>
-        <w:t>|</w:t>
-      </w:r>
-      <w:r>
-        <w:rPr>
-          <w:rFonts w:ascii="Times New Roman" w:hAnsi="Times New Roman" w:cs="Times New Roman"/>
-          <w:i/>
-          <w:iCs/>
-        </w:rPr>
-        <w:tab/>
-      </w:r>
+      </w:r>
+      <w:r>
+        <w:rPr>
+          <w:i/>
+          <w:iCs/>
+          <w:lang w:val="en-GB"/>
+        </w:rPr>
+        <w:t>G</w:t>
+      </w:r>
+      <w:r>
+        <w:rPr>
+          <w:i/>
+          <w:iCs/>
+          <w:lang w:val="en-GB"/>
+        </w:rPr>
+        <w:t xml:space="preserve"> – </w:t>
+      </w:r>
+      <w:r>
+        <w:rPr>
+          <w:i/>
+          <w:iCs/>
+          <w:lang w:val="en-GB"/>
+        </w:rPr>
+        <w:t>K</w:t>
+      </w:r>
+    </w:p>
+    <w:p>
+      <w:pPr>
+        <w:pStyle w:val="BodyText"/>
+        <w:ind w:left="1418" w:firstLine="709"/>
+        <w:rPr>
+          <w:rFonts w:ascii="Times New Roman" w:hAnsi="Times New Roman" w:cs="Times New Roman"/>
+          <w:i/>
+          <w:iCs/>
+          <w:lang w:val="en-GB"/>
+        </w:rPr>
+      </w:pPr>
       <w:r>
         <w:rPr>
           <w:rFonts w:ascii="Times New Roman" w:hAnsi="Times New Roman" w:cs="Times New Roman"/>
@@ -2639,57 +2722,35 @@
           <w:i/>
           <w:iCs/>
         </w:rPr>
-        <w:t>: {Felix, Chantelle, Lily}</w:t>
-      </w:r>
-      <w:r>
-        <w:rPr>
-          <w:rFonts w:ascii="Times New Roman" w:hAnsi="Times New Roman" w:cs="Times New Roman"/>
-          <w:i/>
-          <w:iCs/>
-        </w:rPr>
-        <w:br/>
-      </w:r>
-      <w:r>
-        <w:rPr>
-          <w:rFonts w:ascii="Times New Roman" w:hAnsi="Times New Roman" w:cs="Times New Roman"/>
-          <w:i/>
-          <w:iCs/>
-        </w:rPr>
-        <w:tab/>
-      </w:r>
-      <w:r>
-        <w:rPr>
-          <w:rFonts w:ascii="Times New Roman" w:hAnsi="Times New Roman" w:cs="Times New Roman"/>
-          <w:i/>
-          <w:iCs/>
-        </w:rPr>
-        <w:tab/>
-      </w:r>
-      <w:r>
-        <w:rPr>
-          <w:rFonts w:ascii="Times New Roman" w:hAnsi="Times New Roman" w:cs="Times New Roman"/>
-          <w:i/>
-          <w:iCs/>
-        </w:rPr>
-        <w:tab/>
-      </w:r>
-      <w:r>
-        <w:rPr>
-          <w:rFonts w:ascii="Times New Roman" w:hAnsi="Times New Roman" w:cs="Times New Roman"/>
-          <w:i/>
-          <w:iCs/>
-        </w:rPr>
-        <w:tab/>
-        <w:t>|</w:t>
-      </w:r>
-      <w:r>
-        <w:rPr>
-          <w:rFonts w:ascii="Times New Roman" w:hAnsi="Times New Roman" w:cs="Times New Roman"/>
-          <w:i/>
-          <w:iCs/>
-        </w:rPr>
-        <w:tab/>
-      </w:r>
+        <w:t>:</w:t>
+      </w:r>
+      <w:r>
+        <w:rPr>
+          <w:rFonts w:ascii="Times New Roman" w:hAnsi="Times New Roman" w:cs="Times New Roman"/>
+          <w:i/>
+          <w:iCs/>
+        </w:rPr>
+        <w:t xml:space="preserve"> </w:t>
+      </w:r>
+      <w:r>
+        <w:rPr>
+          <w:i/>
+          <w:iCs/>
+          <w:lang w:val="en-GB"/>
+        </w:rPr>
+        <w:t>{Yoshi, Luigi, Baby Luigi, Bowser, Petey Piranha}</w:t>
+      </w:r>
+    </w:p>
+    <w:p>
+      <w:pPr>
+        <w:pStyle w:val="BodyText"/>
+        <w:ind w:left="1418" w:firstLine="709"/>
+        <w:rPr>
+          <w:i/>
+          <w:iCs/>
+          <w:lang w:val="en-GB"/>
+        </w:rPr>
+      </w:pPr>
       <w:r>
         <w:rPr>
           <w:rFonts w:ascii="Times New Roman" w:hAnsi="Times New Roman" w:cs="Times New Roman"/>
@@ -2716,7 +2777,23 @@
           <w:i/>
           <w:iCs/>
         </w:rPr>
-        <w:t>: cats without stripes on their faces</w:t>
+        <w:t xml:space="preserve">: </w:t>
+      </w:r>
+      <w:r>
+        <w:rPr>
+          <w:i/>
+          <w:iCs/>
+          <w:lang w:val="en-GB"/>
+        </w:rPr>
+        <w:t xml:space="preserve">characters who </w:t>
+      </w:r>
+      <w:r>
+        <w:rPr>
+          <w:i/>
+          <w:iCs/>
+          <w:lang w:val="en-GB"/>
+        </w:rPr>
+        <w:t>wear green but are not crowned</w:t>
       </w:r>
     </w:p>
     <w:p>
@@ -2813,20 +2890,8 @@
     <w:p>
       <w:pPr>
         <w:pStyle w:val="BodyText"/>
-        <w:ind w:left="1080"/>
-        <w:rPr>
-          <w:rFonts w:ascii="Times New Roman" w:eastAsia="Cambria" w:hAnsi="Times New Roman" w:cs="Times New Roman"/>
-          <w:i/>
-          <w:iCs/>
-        </w:rPr>
-      </w:pPr>
-    </w:p>
-    <w:p>
-      <w:pPr>
-        <w:pStyle w:val="BodyText"/>
-        <w:ind w:left="1080"/>
-        <w:rPr>
-          <w:rFonts w:ascii="Times New Roman" w:eastAsia="Cambria" w:hAnsi="Times New Roman" w:cs="Times New Roman"/>
+        <w:rPr>
+          <w:rFonts w:ascii="Times New Roman" w:eastAsia="Cambria" w:hAnsi="Times New Roman" w:cs="Times New Roman" w:hint="eastAsia"/>
           <w:i/>
           <w:iCs/>
         </w:rPr>
@@ -2887,18 +2952,6 @@
     <w:p>
       <w:pPr>
         <w:pStyle w:val="BodyText"/>
-        <w:ind w:left="1080"/>
-        <w:rPr>
-          <w:rFonts w:ascii="Times New Roman" w:eastAsia="Cambria" w:hAnsi="Times New Roman" w:cs="Times New Roman"/>
-          <w:i/>
-          <w:iCs/>
-        </w:rPr>
-      </w:pPr>
-    </w:p>
-    <w:p>
-      <w:pPr>
-        <w:pStyle w:val="BodyText"/>
-        <w:ind w:left="1080"/>
         <w:rPr>
           <w:rFonts w:ascii="Times New Roman" w:eastAsia="Cambria" w:hAnsi="Times New Roman" w:cs="Times New Roman"/>
           <w:i/>
@@ -3402,81 +3455,40 @@
         </w:numPr>
         <w:jc w:val="both"/>
         <w:rPr>
-          <w:rFonts w:ascii="Times New Roman" w:hAnsi="Times New Roman" w:cs="Times New Roman"/>
-        </w:rPr>
-      </w:pPr>
-      <w:r>
-        <w:rPr>
-          <w:rFonts w:ascii="Times New Roman" w:eastAsia="Cambria" w:hAnsi="Times New Roman" w:cs="Times New Roman"/>
-        </w:rPr>
-        <w:t xml:space="preserve">Define two more subsets of </w:t>
-      </w:r>
-      <w:r>
-        <w:rPr>
-          <w:rFonts w:ascii="Times New Roman" w:eastAsia="Cambria" w:hAnsi="Times New Roman" w:cs="Times New Roman"/>
-        </w:rPr>
-        <w:t>your own</w:t>
-      </w:r>
-      <w:r>
-        <w:rPr>
-          <w:rFonts w:ascii="Times New Roman" w:eastAsia="Cambria" w:hAnsi="Times New Roman" w:cs="Times New Roman"/>
-        </w:rPr>
-        <w:t xml:space="preserve"> to add to the top list. Use </w:t>
-      </w:r>
-      <w:r>
-        <w:rPr>
-          <w:rFonts w:ascii="Times New Roman" w:eastAsia="Cambria" w:hAnsi="Times New Roman" w:cs="Times New Roman"/>
-          <w:b/>
-          <w:bCs/>
-          <w:u w:val="single"/>
-        </w:rPr>
-        <w:t>both predicate notation and list notation for each set</w:t>
-      </w:r>
-      <w:r>
-        <w:rPr>
-          <w:rFonts w:ascii="Times New Roman" w:eastAsia="Cambria" w:hAnsi="Times New Roman" w:cs="Times New Roman"/>
-        </w:rPr>
-        <w:t xml:space="preserve">. </w:t>
-      </w:r>
-      <w:r>
-        <w:rPr>
-          <w:rFonts w:ascii="Times New Roman" w:eastAsia="Cambria" w:hAnsi="Times New Roman" w:cs="Times New Roman"/>
-          <w:i/>
-          <w:iCs/>
-        </w:rPr>
-        <w:t>(</w:t>
-      </w:r>
-      <w:r>
-        <w:rPr>
-          <w:rFonts w:ascii="Times New Roman" w:eastAsia="Cambria" w:hAnsi="Times New Roman" w:cs="Times New Roman"/>
-          <w:i/>
-          <w:iCs/>
-        </w:rPr>
-        <w:t>2</w:t>
-      </w:r>
-      <w:r>
-        <w:rPr>
-          <w:rFonts w:ascii="Times New Roman" w:eastAsia="Cambria" w:hAnsi="Times New Roman" w:cs="Times New Roman"/>
-          <w:i/>
-          <w:iCs/>
-        </w:rPr>
-        <w:t xml:space="preserve"> points/item, </w:t>
-      </w:r>
-      <w:r>
-        <w:rPr>
-          <w:rFonts w:ascii="Times New Roman" w:eastAsia="Cambria" w:hAnsi="Times New Roman" w:cs="Times New Roman"/>
-          <w:i/>
-          <w:iCs/>
-        </w:rPr>
-        <w:t>4</w:t>
-      </w:r>
-      <w:r>
-        <w:rPr>
-          <w:rFonts w:ascii="Times New Roman" w:eastAsia="Cambria" w:hAnsi="Times New Roman" w:cs="Times New Roman"/>
-          <w:i/>
-          <w:iCs/>
-        </w:rPr>
-        <w:t xml:space="preserve"> points total)</w:t>
+          <w:lang w:val="en-GB"/>
+        </w:rPr>
+      </w:pPr>
+      <w:r>
+        <w:rPr>
+          <w:lang w:val="en-GB"/>
+        </w:rPr>
+        <w:t>Translate the following sentences into set-theoretic notation</w:t>
+      </w:r>
+      <w:r>
+        <w:rPr>
+          <w:lang w:val="en-GB"/>
+        </w:rPr>
+        <w:t xml:space="preserve"> </w:t>
+      </w:r>
+      <w:r>
+        <w:rPr>
+          <w:rFonts w:ascii="Times New Roman" w:hAnsi="Times New Roman" w:cs="Times New Roman"/>
+        </w:rPr>
+        <w:t>by following semantics of quantifiers. (</w:t>
+      </w:r>
+      <w:r>
+        <w:rPr>
+          <w:rFonts w:ascii="Times New Roman" w:hAnsi="Times New Roman" w:cs="Times New Roman"/>
+          <w:i/>
+          <w:iCs/>
+        </w:rPr>
+        <w:t>4 points/item, 8 points total</w:t>
+      </w:r>
+      <w:r>
+        <w:rPr>
+          <w:rFonts w:ascii="Times New Roman" w:hAnsi="Times New Roman" w:cs="Times New Roman"/>
+        </w:rPr>
+        <w:t>)</w:t>
       </w:r>
     </w:p>
     <w:p>
@@ -3484,118 +3496,141 @@
         <w:pStyle w:val="BodyText"/>
         <w:jc w:val="both"/>
         <w:rPr>
-          <w:rFonts w:ascii="Times New Roman" w:eastAsia="Cambria" w:hAnsi="Times New Roman" w:cs="Times New Roman"/>
-        </w:rPr>
-      </w:pPr>
+          <w:rFonts w:ascii="Times New Roman" w:hAnsi="Times New Roman" w:cs="Times New Roman"/>
+        </w:rPr>
+      </w:pPr>
+    </w:p>
+    <w:p>
+      <w:pPr>
+        <w:pStyle w:val="BodyText"/>
+        <w:numPr>
+          <w:ilvl w:val="1"/>
+          <w:numId w:val="4"/>
+        </w:numPr>
+        <w:jc w:val="both"/>
+        <w:rPr>
+          <w:rFonts w:ascii="Times New Roman" w:hAnsi="Times New Roman" w:cs="Times New Roman"/>
+        </w:rPr>
+      </w:pPr>
+      <w:r>
+        <w:rPr>
+          <w:rFonts w:ascii="Times New Roman" w:hAnsi="Times New Roman" w:cs="Times New Roman"/>
+        </w:rPr>
+        <w:t>Some characters with giant mouth</w:t>
+      </w:r>
+      <w:r>
+        <w:rPr>
+          <w:rFonts w:ascii="Times New Roman" w:hAnsi="Times New Roman" w:cs="Times New Roman"/>
+        </w:rPr>
+        <w:t>s</w:t>
+      </w:r>
+      <w:r>
+        <w:rPr>
+          <w:rFonts w:ascii="Times New Roman" w:hAnsi="Times New Roman" w:cs="Times New Roman"/>
+        </w:rPr>
+        <w:t xml:space="preserve"> have big nose</w:t>
+      </w:r>
+      <w:r>
+        <w:rPr>
+          <w:rFonts w:ascii="Times New Roman" w:hAnsi="Times New Roman" w:cs="Times New Roman"/>
+        </w:rPr>
+        <w:t>s</w:t>
+      </w:r>
+      <w:r>
+        <w:rPr>
+          <w:rFonts w:ascii="Times New Roman" w:hAnsi="Times New Roman" w:cs="Times New Roman"/>
+        </w:rPr>
+        <w:t>.</w:t>
+      </w:r>
     </w:p>
     <w:p>
       <w:pPr>
         <w:pStyle w:val="BodyText"/>
         <w:ind w:left="1080"/>
-        <w:rPr>
-          <w:rFonts w:ascii="Times New Roman" w:hAnsi="Times New Roman" w:cs="Times New Roman"/>
-        </w:rPr>
-      </w:pPr>
-      <w:proofErr w:type="spellStart"/>
-      <w:r>
-        <w:rPr>
-          <w:rFonts w:ascii="Times New Roman" w:eastAsia="Cambria" w:hAnsi="Times New Roman" w:cs="Times New Roman"/>
-        </w:rPr>
-        <w:t>i</w:t>
-      </w:r>
-      <w:proofErr w:type="spellEnd"/>
-      <w:r>
-        <w:rPr>
-          <w:rFonts w:ascii="Times New Roman" w:eastAsia="Cambria" w:hAnsi="Times New Roman" w:cs="Times New Roman"/>
-        </w:rPr>
-        <w:t xml:space="preserve">. ____ = { </w:t>
-      </w:r>
-      <w:r>
-        <w:rPr>
-          <w:rFonts w:ascii="Times New Roman" w:eastAsia="Cambria" w:hAnsi="Times New Roman" w:cs="Times New Roman"/>
-          <w:i/>
-          <w:iCs/>
-        </w:rPr>
-        <w:t xml:space="preserve">x </w:t>
-      </w:r>
-      <w:r>
-        <w:rPr>
-          <w:rFonts w:ascii="Times New Roman" w:eastAsia="Cambria" w:hAnsi="Times New Roman" w:cs="Times New Roman"/>
-        </w:rPr>
-        <w:t xml:space="preserve">| </w:t>
-      </w:r>
-      <w:r>
-        <w:rPr>
-          <w:rFonts w:ascii="Times New Roman" w:eastAsia="Cambria" w:hAnsi="Times New Roman" w:cs="Times New Roman"/>
-          <w:i/>
-          <w:iCs/>
-        </w:rPr>
-        <w:t>x</w:t>
-      </w:r>
-      <w:r>
-        <w:rPr>
-          <w:rFonts w:ascii="Times New Roman" w:eastAsia="Cambria" w:hAnsi="Times New Roman" w:cs="Times New Roman"/>
-        </w:rPr>
-        <w:t>________________} = { ___________________________}</w:t>
-      </w:r>
-    </w:p>
-    <w:p>
-      <w:pPr>
-        <w:pStyle w:val="BodyText"/>
-        <w:rPr>
-          <w:rFonts w:ascii="Times New Roman" w:eastAsia="Cambria" w:hAnsi="Times New Roman" w:cs="Times New Roman"/>
-        </w:rPr>
-      </w:pPr>
-    </w:p>
-    <w:p>
-      <w:pPr>
-        <w:pStyle w:val="BodyText"/>
-        <w:ind w:left="371" w:firstLine="709"/>
-        <w:rPr>
-          <w:rFonts w:ascii="Times New Roman" w:hAnsi="Times New Roman" w:cs="Times New Roman"/>
-        </w:rPr>
-      </w:pPr>
-      <w:r>
-        <w:rPr>
-          <w:rFonts w:ascii="Times New Roman" w:eastAsia="Cambria" w:hAnsi="Times New Roman" w:cs="Times New Roman"/>
-        </w:rPr>
-        <w:t>ii. ____ = {</w:t>
-      </w:r>
-      <w:r>
-        <w:rPr>
-          <w:rFonts w:ascii="Times New Roman" w:eastAsia="Cambria" w:hAnsi="Times New Roman" w:cs="Times New Roman"/>
-          <w:i/>
-          <w:iCs/>
-        </w:rPr>
-        <w:t xml:space="preserve">x </w:t>
-      </w:r>
-      <w:r>
-        <w:rPr>
-          <w:rFonts w:ascii="Times New Roman" w:eastAsia="Cambria" w:hAnsi="Times New Roman" w:cs="Times New Roman"/>
-        </w:rPr>
-        <w:t xml:space="preserve">| </w:t>
-      </w:r>
-      <w:r>
-        <w:rPr>
-          <w:rFonts w:ascii="Times New Roman" w:eastAsia="Cambria" w:hAnsi="Times New Roman" w:cs="Times New Roman"/>
-          <w:i/>
-          <w:iCs/>
-        </w:rPr>
-        <w:t>x</w:t>
-      </w:r>
-      <w:r>
-        <w:rPr>
-          <w:rFonts w:ascii="Times New Roman" w:eastAsia="Cambria" w:hAnsi="Times New Roman" w:cs="Times New Roman"/>
-        </w:rPr>
-        <w:t>________________} = { ___________________________}</w:t>
-      </w:r>
-    </w:p>
-    <w:p>
-      <w:pPr>
-        <w:pStyle w:val="BodyText"/>
         <w:jc w:val="both"/>
         <w:rPr>
-          <w:rFonts w:ascii="Times New Roman" w:eastAsia="Cambria" w:hAnsi="Times New Roman" w:cs="Times New Roman"/>
+          <w:rFonts w:ascii="Times New Roman" w:hAnsi="Times New Roman" w:cs="Times New Roman"/>
+          <w:lang w:val="en-GB"/>
+        </w:rPr>
+      </w:pPr>
+    </w:p>
+    <w:p>
+      <w:pPr>
+        <w:pStyle w:val="BodyText"/>
+        <w:ind w:left="1080"/>
+        <w:jc w:val="both"/>
+        <w:rPr>
+          <w:rFonts w:ascii="Times New Roman" w:hAnsi="Times New Roman" w:cs="Times New Roman"/>
+        </w:rPr>
+      </w:pPr>
+    </w:p>
+    <w:p>
+      <w:pPr>
+        <w:pStyle w:val="BodyText"/>
+        <w:ind w:left="1080"/>
+        <w:jc w:val="both"/>
+        <w:rPr>
+          <w:rFonts w:ascii="Times New Roman" w:hAnsi="Times New Roman" w:cs="Times New Roman"/>
+        </w:rPr>
+      </w:pPr>
+    </w:p>
+    <w:p>
+      <w:pPr>
+        <w:pStyle w:val="BodyText"/>
+        <w:numPr>
+          <w:ilvl w:val="1"/>
+          <w:numId w:val="4"/>
+        </w:numPr>
+        <w:jc w:val="both"/>
+        <w:rPr>
+          <w:rFonts w:ascii="Times New Roman" w:hAnsi="Times New Roman" w:cs="Times New Roman"/>
+        </w:rPr>
+      </w:pPr>
+      <w:r>
+        <w:rPr>
+          <w:rFonts w:ascii="Times New Roman" w:hAnsi="Times New Roman" w:cs="Times New Roman"/>
+        </w:rPr>
+        <w:lastRenderedPageBreak/>
+        <w:t>No crowned characters wear a cap.</w:t>
+      </w:r>
+    </w:p>
+    <w:p>
+      <w:pPr>
+        <w:pStyle w:val="BodyText"/>
+        <w:ind w:left="1080"/>
+        <w:jc w:val="both"/>
+        <w:rPr>
+          <w:rFonts w:ascii="Times New Roman" w:hAnsi="Times New Roman" w:cs="Times New Roman"/>
+        </w:rPr>
+      </w:pPr>
+    </w:p>
+    <w:p>
+      <w:pPr>
+        <w:pStyle w:val="BodyText"/>
+        <w:ind w:left="1080"/>
+        <w:jc w:val="both"/>
+        <w:rPr>
+          <w:rFonts w:ascii="Times New Roman" w:hAnsi="Times New Roman" w:cs="Times New Roman"/>
+        </w:rPr>
+      </w:pPr>
+    </w:p>
+    <w:p>
+      <w:pPr>
+        <w:pStyle w:val="BodyText"/>
+        <w:ind w:left="1080"/>
+        <w:jc w:val="both"/>
+        <w:rPr>
+          <w:rFonts w:ascii="Times New Roman" w:hAnsi="Times New Roman" w:cs="Times New Roman"/>
+        </w:rPr>
+      </w:pPr>
+    </w:p>
+    <w:p>
+      <w:pPr>
+        <w:pStyle w:val="BodyText"/>
+        <w:ind w:left="1080"/>
+        <w:jc w:val="both"/>
+        <w:rPr>
+          <w:rFonts w:ascii="Times New Roman" w:hAnsi="Times New Roman" w:cs="Times New Roman"/>
         </w:rPr>
       </w:pPr>
     </w:p>
@@ -3613,31 +3648,269 @@
       </w:pPr>
       <w:r>
         <w:rPr>
-          <w:rFonts w:ascii="Times New Roman" w:hAnsi="Times New Roman" w:cs="Times New Roman"/>
+          <w:rFonts w:ascii="Times New Roman" w:eastAsia="Cambria" w:hAnsi="Times New Roman" w:cs="Times New Roman"/>
+        </w:rPr>
+        <w:t xml:space="preserve">Define two </w:t>
+      </w:r>
+      <w:r>
+        <w:rPr>
+          <w:rFonts w:ascii="Times New Roman" w:eastAsia="Cambria" w:hAnsi="Times New Roman" w:cs="Times New Roman"/>
+        </w:rPr>
+        <w:t>additional</w:t>
+      </w:r>
+      <w:r>
+        <w:rPr>
+          <w:rFonts w:ascii="Times New Roman" w:eastAsia="Cambria" w:hAnsi="Times New Roman" w:cs="Times New Roman"/>
+        </w:rPr>
+        <w:t xml:space="preserve"> subsets of </w:t>
+      </w:r>
+      <w:r>
+        <w:rPr>
+          <w:rFonts w:ascii="Times New Roman" w:eastAsia="Cambria" w:hAnsi="Times New Roman" w:cs="Times New Roman"/>
+        </w:rPr>
+        <w:t>your own</w:t>
+      </w:r>
+      <w:r>
+        <w:rPr>
+          <w:rFonts w:ascii="Times New Roman" w:eastAsia="Cambria" w:hAnsi="Times New Roman" w:cs="Times New Roman"/>
+        </w:rPr>
+        <w:t xml:space="preserve"> to add to the top list. Use </w:t>
+      </w:r>
+      <w:r>
+        <w:rPr>
+          <w:rFonts w:ascii="Times New Roman" w:eastAsia="Cambria" w:hAnsi="Times New Roman" w:cs="Times New Roman"/>
           <w:b/>
           <w:bCs/>
           <w:u w:val="single"/>
         </w:rPr>
-        <w:lastRenderedPageBreak/>
-        <w:t>Using these two sets alongside the sets already given</w:t>
-      </w:r>
-      <w:r>
-        <w:rPr>
-          <w:rFonts w:ascii="Times New Roman" w:hAnsi="Times New Roman" w:cs="Times New Roman"/>
-        </w:rPr>
-        <w:t xml:space="preserve">, come up with three phrases that could describe </w:t>
-      </w:r>
-      <w:r>
-        <w:rPr>
-          <w:rFonts w:ascii="Times New Roman" w:hAnsi="Times New Roman" w:cs="Times New Roman"/>
-        </w:rPr>
-        <w:t>characters above</w:t>
-      </w:r>
-      <w:r>
-        <w:rPr>
-          <w:rFonts w:ascii="Times New Roman" w:hAnsi="Times New Roman" w:cs="Times New Roman"/>
-        </w:rPr>
-        <w:t xml:space="preserve">. Represent the phrase in </w:t>
+        <w:t>both predicate notation and list notation for each set</w:t>
+      </w:r>
+      <w:r>
+        <w:rPr>
+          <w:rFonts w:ascii="Times New Roman" w:eastAsia="Cambria" w:hAnsi="Times New Roman" w:cs="Times New Roman"/>
+        </w:rPr>
+        <w:t xml:space="preserve">. </w:t>
+      </w:r>
+      <w:r>
+        <w:rPr>
+          <w:rFonts w:ascii="Times New Roman" w:eastAsia="Cambria" w:hAnsi="Times New Roman" w:cs="Times New Roman"/>
+          <w:i/>
+          <w:iCs/>
+        </w:rPr>
+        <w:t>(</w:t>
+      </w:r>
+      <w:r>
+        <w:rPr>
+          <w:rFonts w:ascii="Times New Roman" w:eastAsia="Cambria" w:hAnsi="Times New Roman" w:cs="Times New Roman"/>
+          <w:i/>
+          <w:iCs/>
+        </w:rPr>
+        <w:t>3</w:t>
+      </w:r>
+      <w:r>
+        <w:rPr>
+          <w:rFonts w:ascii="Times New Roman" w:eastAsia="Cambria" w:hAnsi="Times New Roman" w:cs="Times New Roman"/>
+          <w:i/>
+          <w:iCs/>
+        </w:rPr>
+        <w:t xml:space="preserve"> points/item, </w:t>
+      </w:r>
+      <w:r>
+        <w:rPr>
+          <w:rFonts w:ascii="Times New Roman" w:eastAsia="Cambria" w:hAnsi="Times New Roman" w:cs="Times New Roman"/>
+          <w:i/>
+          <w:iCs/>
+        </w:rPr>
+        <w:t>6</w:t>
+      </w:r>
+      <w:r>
+        <w:rPr>
+          <w:rFonts w:ascii="Times New Roman" w:eastAsia="Cambria" w:hAnsi="Times New Roman" w:cs="Times New Roman"/>
+          <w:i/>
+          <w:iCs/>
+        </w:rPr>
+        <w:t xml:space="preserve"> points total)</w:t>
+      </w:r>
+    </w:p>
+    <w:p>
+      <w:pPr>
+        <w:pStyle w:val="BodyText"/>
+        <w:jc w:val="both"/>
+        <w:rPr>
+          <w:rFonts w:ascii="Times New Roman" w:eastAsia="Cambria" w:hAnsi="Times New Roman" w:cs="Times New Roman"/>
+        </w:rPr>
+      </w:pPr>
+    </w:p>
+    <w:p>
+      <w:pPr>
+        <w:pStyle w:val="BodyText"/>
+        <w:ind w:left="1080"/>
+        <w:rPr>
+          <w:rFonts w:ascii="Times New Roman" w:hAnsi="Times New Roman" w:cs="Times New Roman"/>
+        </w:rPr>
+      </w:pPr>
+      <w:proofErr w:type="spellStart"/>
+      <w:r>
+        <w:rPr>
+          <w:rFonts w:ascii="Times New Roman" w:eastAsia="Cambria" w:hAnsi="Times New Roman" w:cs="Times New Roman"/>
+        </w:rPr>
+        <w:t>i</w:t>
+      </w:r>
+      <w:proofErr w:type="spellEnd"/>
+      <w:r>
+        <w:rPr>
+          <w:rFonts w:ascii="Times New Roman" w:eastAsia="Cambria" w:hAnsi="Times New Roman" w:cs="Times New Roman"/>
+        </w:rPr>
+        <w:t xml:space="preserve">. ____ = { </w:t>
+      </w:r>
+      <w:r>
+        <w:rPr>
+          <w:rFonts w:ascii="Times New Roman" w:eastAsia="Cambria" w:hAnsi="Times New Roman" w:cs="Times New Roman"/>
+          <w:i/>
+          <w:iCs/>
+        </w:rPr>
+        <w:t xml:space="preserve">x </w:t>
+      </w:r>
+      <w:r>
+        <w:rPr>
+          <w:rFonts w:ascii="Times New Roman" w:eastAsia="Cambria" w:hAnsi="Times New Roman" w:cs="Times New Roman"/>
+        </w:rPr>
+        <w:t xml:space="preserve">| </w:t>
+      </w:r>
+      <w:r>
+        <w:rPr>
+          <w:rFonts w:ascii="Times New Roman" w:eastAsia="Cambria" w:hAnsi="Times New Roman" w:cs="Times New Roman"/>
+          <w:i/>
+          <w:iCs/>
+        </w:rPr>
+        <w:t>x</w:t>
+      </w:r>
+      <w:r>
+        <w:rPr>
+          <w:rFonts w:ascii="Times New Roman" w:eastAsia="Cambria" w:hAnsi="Times New Roman" w:cs="Times New Roman"/>
+        </w:rPr>
+        <w:t>________________} = { ___________________________}</w:t>
+      </w:r>
+    </w:p>
+    <w:p>
+      <w:pPr>
+        <w:pStyle w:val="BodyText"/>
+        <w:rPr>
+          <w:rFonts w:ascii="Times New Roman" w:eastAsia="Cambria" w:hAnsi="Times New Roman" w:cs="Times New Roman"/>
+        </w:rPr>
+      </w:pPr>
+    </w:p>
+    <w:p>
+      <w:pPr>
+        <w:pStyle w:val="BodyText"/>
+        <w:ind w:left="371" w:firstLine="709"/>
+        <w:rPr>
+          <w:rFonts w:ascii="Times New Roman" w:hAnsi="Times New Roman" w:cs="Times New Roman"/>
+        </w:rPr>
+      </w:pPr>
+      <w:r>
+        <w:rPr>
+          <w:rFonts w:ascii="Times New Roman" w:eastAsia="Cambria" w:hAnsi="Times New Roman" w:cs="Times New Roman"/>
+        </w:rPr>
+        <w:t>ii. ____ = {</w:t>
+      </w:r>
+      <w:r>
+        <w:rPr>
+          <w:rFonts w:ascii="Times New Roman" w:eastAsia="Cambria" w:hAnsi="Times New Roman" w:cs="Times New Roman"/>
+          <w:i/>
+          <w:iCs/>
+        </w:rPr>
+        <w:t xml:space="preserve">x </w:t>
+      </w:r>
+      <w:r>
+        <w:rPr>
+          <w:rFonts w:ascii="Times New Roman" w:eastAsia="Cambria" w:hAnsi="Times New Roman" w:cs="Times New Roman"/>
+        </w:rPr>
+        <w:t xml:space="preserve">| </w:t>
+      </w:r>
+      <w:r>
+        <w:rPr>
+          <w:rFonts w:ascii="Times New Roman" w:eastAsia="Cambria" w:hAnsi="Times New Roman" w:cs="Times New Roman"/>
+          <w:i/>
+          <w:iCs/>
+        </w:rPr>
+        <w:t>x</w:t>
+      </w:r>
+      <w:r>
+        <w:rPr>
+          <w:rFonts w:ascii="Times New Roman" w:eastAsia="Cambria" w:hAnsi="Times New Roman" w:cs="Times New Roman"/>
+        </w:rPr>
+        <w:t>________________} = { ___________________________}</w:t>
+      </w:r>
+    </w:p>
+    <w:p>
+      <w:pPr>
+        <w:pStyle w:val="BodyText"/>
+        <w:jc w:val="both"/>
+        <w:rPr>
+          <w:rFonts w:ascii="Times New Roman" w:eastAsia="Cambria" w:hAnsi="Times New Roman" w:cs="Times New Roman"/>
+        </w:rPr>
+      </w:pPr>
+    </w:p>
+    <w:p>
+      <w:pPr>
+        <w:pStyle w:val="BodyText"/>
+        <w:numPr>
+          <w:ilvl w:val="0"/>
+          <w:numId w:val="4"/>
+        </w:numPr>
+        <w:jc w:val="both"/>
+        <w:rPr>
+          <w:rFonts w:ascii="Times New Roman" w:hAnsi="Times New Roman" w:cs="Times New Roman"/>
+        </w:rPr>
+      </w:pPr>
+      <w:r>
+        <w:rPr>
+          <w:lang w:val="en-GB"/>
+        </w:rPr>
+        <w:t xml:space="preserve">Create two phrases using the sets you defined in Question 4 and the sets provided above. Across your two answers, you must use </w:t>
+      </w:r>
+      <w:r>
+        <w:rPr>
+          <w:rFonts w:hint="eastAsia"/>
+          <w:lang w:val="en-GB"/>
+        </w:rPr>
+        <w:t xml:space="preserve">each </w:t>
+      </w:r>
+      <w:r>
+        <w:rPr>
+          <w:lang w:val="en-GB"/>
+        </w:rPr>
+        <w:t>of your newly defined sets</w:t>
+      </w:r>
+      <w:r>
+        <w:rPr>
+          <w:rFonts w:hint="eastAsia"/>
+          <w:lang w:val="en-GB"/>
+        </w:rPr>
+        <w:t xml:space="preserve"> </w:t>
+      </w:r>
+      <w:r>
+        <w:t>at least once.</w:t>
+      </w:r>
+      <w:r>
+        <w:rPr>
+          <w:lang w:val="en-GB"/>
+        </w:rPr>
+        <w:t> </w:t>
+      </w:r>
+      <w:r>
+        <w:rPr>
+          <w:rFonts w:ascii="Times New Roman" w:hAnsi="Times New Roman" w:cs="Times New Roman"/>
+          <w:lang w:val="en-GB"/>
+        </w:rPr>
+        <w:t xml:space="preserve"> </w:t>
+      </w:r>
+      <w:r>
+        <w:rPr>
+          <w:rFonts w:ascii="Times New Roman" w:hAnsi="Times New Roman" w:cs="Times New Roman"/>
+        </w:rPr>
+        <w:t xml:space="preserve">Represent the phrase in </w:t>
       </w:r>
       <w:r>
         <w:rPr>
@@ -3682,7 +3955,19 @@
         <w:rPr>
           <w:rFonts w:ascii="Times New Roman" w:hAnsi="Times New Roman" w:cs="Times New Roman"/>
         </w:rPr>
-        <w:t xml:space="preserve"> in the sentence, out of the following: union (</w:t>
+        <w:t xml:space="preserve"> in </w:t>
+      </w:r>
+      <w:r>
+        <w:rPr>
+          <w:rFonts w:ascii="Times New Roman" w:hAnsi="Times New Roman" w:cs="Times New Roman"/>
+        </w:rPr>
+        <w:t>each expression</w:t>
+      </w:r>
+      <w:r>
+        <w:rPr>
+          <w:rFonts w:ascii="Times New Roman" w:hAnsi="Times New Roman" w:cs="Times New Roman"/>
+        </w:rPr>
+        <w:t>, out of the following: union (</w:t>
       </w:r>
       <w:r>
         <w:rPr>
@@ -3701,46 +3986,6 @@
           <w:rFonts w:ascii="Times New Roman" w:eastAsia="Cambria" w:hAnsi="Times New Roman" w:cs="Times New Roman"/>
         </w:rPr>
         <w:t xml:space="preserve">. </w:t>
-      </w:r>
-      <w:r>
-        <w:rPr>
-          <w:rFonts w:ascii="Times New Roman" w:eastAsia="Cambria" w:hAnsi="Times New Roman" w:cs="Times New Roman"/>
-          <w:i/>
-          <w:iCs/>
-        </w:rPr>
-        <w:t>(</w:t>
-      </w:r>
-      <w:r>
-        <w:rPr>
-          <w:rFonts w:ascii="Times New Roman" w:eastAsia="Cambria" w:hAnsi="Times New Roman" w:cs="Times New Roman"/>
-          <w:i/>
-          <w:iCs/>
-        </w:rPr>
-        <w:t>6</w:t>
-      </w:r>
-      <w:r>
-        <w:rPr>
-          <w:rFonts w:ascii="Times New Roman" w:eastAsia="Cambria" w:hAnsi="Times New Roman" w:cs="Times New Roman"/>
-          <w:i/>
-          <w:iCs/>
-        </w:rPr>
-        <w:t xml:space="preserve"> points/item, </w:t>
-      </w:r>
-      <w:r>
-        <w:rPr>
-          <w:rFonts w:ascii="Times New Roman" w:eastAsia="Cambria" w:hAnsi="Times New Roman" w:cs="Times New Roman"/>
-          <w:i/>
-          <w:iCs/>
-        </w:rPr>
-        <w:t>18</w:t>
-      </w:r>
-      <w:r>
-        <w:rPr>
-          <w:rFonts w:ascii="Times New Roman" w:eastAsia="Cambria" w:hAnsi="Times New Roman" w:cs="Times New Roman"/>
-          <w:i/>
-          <w:iCs/>
-        </w:rPr>
-        <w:t xml:space="preserve"> points total)</w:t>
       </w:r>
     </w:p>
     <w:p>
@@ -3752,6 +3997,46 @@
           <w:rFonts w:ascii="Times New Roman" w:hAnsi="Times New Roman" w:cs="Times New Roman"/>
         </w:rPr>
       </w:pPr>
+      <w:r>
+        <w:rPr>
+          <w:rFonts w:ascii="Times New Roman" w:eastAsia="Cambria" w:hAnsi="Times New Roman" w:cs="Times New Roman"/>
+          <w:i/>
+          <w:iCs/>
+        </w:rPr>
+        <w:t>(</w:t>
+      </w:r>
+      <w:r>
+        <w:rPr>
+          <w:rFonts w:ascii="Times New Roman" w:eastAsia="Cambria" w:hAnsi="Times New Roman" w:cs="Times New Roman"/>
+          <w:i/>
+          <w:iCs/>
+        </w:rPr>
+        <w:t>4</w:t>
+      </w:r>
+      <w:r>
+        <w:rPr>
+          <w:rFonts w:ascii="Times New Roman" w:eastAsia="Cambria" w:hAnsi="Times New Roman" w:cs="Times New Roman"/>
+          <w:i/>
+          <w:iCs/>
+        </w:rPr>
+        <w:t xml:space="preserve"> points/item, </w:t>
+      </w:r>
+      <w:r>
+        <w:rPr>
+          <w:rFonts w:ascii="Times New Roman" w:eastAsia="Cambria" w:hAnsi="Times New Roman" w:cs="Times New Roman"/>
+          <w:i/>
+          <w:iCs/>
+        </w:rPr>
+        <w:t>8</w:t>
+      </w:r>
+      <w:r>
+        <w:rPr>
+          <w:rFonts w:ascii="Times New Roman" w:eastAsia="Cambria" w:hAnsi="Times New Roman" w:cs="Times New Roman"/>
+          <w:i/>
+          <w:iCs/>
+        </w:rPr>
+        <w:t xml:space="preserve"> points total)</w:t>
+      </w:r>
     </w:p>
     <w:p>
       <w:pPr>
@@ -3762,6 +4047,20 @@
           <w:rFonts w:ascii="Times New Roman" w:hAnsi="Times New Roman" w:cs="Times New Roman"/>
         </w:rPr>
       </w:pPr>
+    </w:p>
+    <w:p>
+      <w:pPr>
+        <w:pStyle w:val="BodyText"/>
+        <w:ind w:left="720"/>
+        <w:jc w:val="both"/>
+        <w:rPr>
+          <w:rFonts w:eastAsia="Cambria"/>
+          <w:i/>
+          <w:iCs/>
+          <w:u w:val="single"/>
+          <w:lang w:val="en-GB"/>
+        </w:rPr>
+      </w:pPr>
       <w:r>
         <w:rPr>
           <w:rFonts w:ascii="Times New Roman" w:eastAsia="Cambria" w:hAnsi="Times New Roman" w:cs="Times New Roman"/>
@@ -3800,34 +4099,17 @@
         <w:rPr>
           <w:rFonts w:ascii="Times New Roman" w:eastAsia="Cambria" w:hAnsi="Times New Roman" w:cs="Times New Roman"/>
         </w:rPr>
-        <w:tab/>
-      </w:r>
-      <w:r>
-        <w:rPr>
-          <w:rFonts w:ascii="Times New Roman" w:eastAsia="Cambria" w:hAnsi="Times New Roman" w:cs="Times New Roman"/>
+        <w:t xml:space="preserve">      </w:t>
+      </w:r>
+      <w:r>
+        <w:rPr>
+          <w:rFonts w:eastAsia="Cambria"/>
           <w:i/>
           <w:iCs/>
           <w:u w:val="single"/>
-        </w:rPr>
-        <w:t>human</w:t>
-      </w:r>
-      <w:r>
-        <w:rPr>
-          <w:rFonts w:ascii="Times New Roman" w:eastAsia="Cambria" w:hAnsi="Times New Roman" w:cs="Times New Roman"/>
-          <w:i/>
-          <w:iCs/>
-          <w:u w:val="single"/>
-        </w:rPr>
-        <w:t>oid</w:t>
-      </w:r>
-      <w:r>
-        <w:rPr>
-          <w:rFonts w:ascii="Times New Roman" w:eastAsia="Cambria" w:hAnsi="Times New Roman" w:cs="Times New Roman"/>
-          <w:i/>
-          <w:iCs/>
-          <w:u w:val="single"/>
-        </w:rPr>
-        <w:t xml:space="preserve"> character that wears red or is crowned</w:t>
+          <w:lang w:val="en-GB"/>
+        </w:rPr>
+        <w:t> Humanoid characters who have big noses or wear caps</w:t>
       </w:r>
     </w:p>
     <w:p>
@@ -3850,7 +4132,7 @@
         <w:rPr>
           <w:rFonts w:ascii="Times New Roman" w:eastAsia="Cambria" w:hAnsi="Times New Roman" w:cs="Times New Roman"/>
         </w:rPr>
-        <w:tab/>
+        <w:t xml:space="preserve">     </w:t>
       </w:r>
       <w:r>
         <w:rPr>
@@ -3875,7 +4157,16 @@
           <w:iCs/>
           <w:u w:val="single"/>
         </w:rPr>
-        <w:t>R</w:t>
+        <w:t>N</w:t>
+      </w:r>
+      <w:r>
+        <w:rPr>
+          <w:rFonts w:ascii="Times New Roman" w:eastAsia="Cambria" w:hAnsi="Times New Roman" w:cs="Times New Roman"/>
+          <w:i/>
+          <w:iCs/>
+          <w:u w:val="single"/>
+        </w:rPr>
+        <w:t xml:space="preserve"> </w:t>
       </w:r>
       <w:r>
         <w:rPr>
@@ -3886,12 +4177,10 @@
       </w:r>
       <w:r>
         <w:rPr>
-          <w:rFonts w:ascii="Times New Roman" w:eastAsia="Cambria" w:hAnsi="Times New Roman" w:cs="Times New Roman"/>
-          <w:i/>
-          <w:iCs/>
+          <w:rFonts w:ascii="Cambria Math" w:eastAsia="Cambria" w:hAnsi="Cambria Math" w:cs="Cambria Math"/>
           <w:u w:val="single"/>
         </w:rPr>
-        <w:t>K</w:t>
+        <w:t xml:space="preserve"> </w:t>
       </w:r>
       <w:r>
         <w:rPr>
@@ -3900,6 +4189,15 @@
           <w:iCs/>
           <w:u w:val="single"/>
         </w:rPr>
+        <w:t>C</w:t>
+      </w:r>
+      <w:r>
+        <w:rPr>
+          <w:rFonts w:ascii="Times New Roman" w:eastAsia="Cambria" w:hAnsi="Times New Roman" w:cs="Times New Roman"/>
+          <w:i/>
+          <w:iCs/>
+          <w:u w:val="single"/>
+        </w:rPr>
         <w:t xml:space="preserve"> </w:t>
       </w:r>
       <w:r>
@@ -3921,7 +4219,35 @@
           <w:rFonts w:ascii="Times New Roman" w:eastAsia="Cambria" w:hAnsi="Times New Roman" w:cs="Times New Roman"/>
           <w:u w:val="single"/>
         </w:rPr>
-        <w:t>= { Toad, KingBoo }</w:t>
+        <w:t xml:space="preserve">= { </w:t>
+      </w:r>
+      <w:r>
+        <w:rPr>
+          <w:rFonts w:ascii="Times New Roman" w:eastAsia="Cambria" w:hAnsi="Times New Roman" w:cs="Times New Roman"/>
+          <w:u w:val="single"/>
+        </w:rPr>
+        <w:t>Yoshi</w:t>
+      </w:r>
+      <w:r>
+        <w:rPr>
+          <w:rFonts w:ascii="Times New Roman" w:eastAsia="Cambria" w:hAnsi="Times New Roman" w:cs="Times New Roman"/>
+          <w:u w:val="single"/>
+        </w:rPr>
+        <w:t xml:space="preserve">, </w:t>
+      </w:r>
+      <w:r>
+        <w:rPr>
+          <w:rFonts w:ascii="Times New Roman" w:eastAsia="Cambria" w:hAnsi="Times New Roman" w:cs="Times New Roman"/>
+          <w:u w:val="single"/>
+        </w:rPr>
+        <w:t>Bowser</w:t>
+      </w:r>
+      <w:r>
+        <w:rPr>
+          <w:rFonts w:ascii="Times New Roman" w:eastAsia="Cambria" w:hAnsi="Times New Roman" w:cs="Times New Roman"/>
+          <w:u w:val="single"/>
+        </w:rPr>
+        <w:t xml:space="preserve"> }</w:t>
       </w:r>
     </w:p>
     <w:p>
@@ -4119,122 +4445,6 @@
         </w:rPr>
         <w:t>_________________= { ______________________________ }</w:t>
       </w:r>
-    </w:p>
-    <w:p>
-      <w:pPr>
-        <w:pStyle w:val="BodyText"/>
-        <w:ind w:left="1080"/>
-        <w:rPr>
-          <w:rFonts w:ascii="Times New Roman" w:hAnsi="Times New Roman" w:cs="Times New Roman"/>
-        </w:rPr>
-      </w:pPr>
-    </w:p>
-    <w:p>
-      <w:pPr>
-        <w:pStyle w:val="BodyText"/>
-        <w:ind w:left="1080"/>
-        <w:rPr>
-          <w:rFonts w:ascii="Times New Roman" w:hAnsi="Times New Roman" w:cs="Times New Roman"/>
-        </w:rPr>
-      </w:pPr>
-    </w:p>
-    <w:p>
-      <w:pPr>
-        <w:pStyle w:val="BodyText"/>
-        <w:numPr>
-          <w:ilvl w:val="1"/>
-          <w:numId w:val="4"/>
-        </w:numPr>
-        <w:rPr>
-          <w:rFonts w:ascii="Times New Roman" w:hAnsi="Times New Roman" w:cs="Times New Roman"/>
-        </w:rPr>
-      </w:pPr>
-      <w:r>
-        <w:rPr>
-          <w:rFonts w:ascii="Times New Roman" w:hAnsi="Times New Roman" w:cs="Times New Roman"/>
-        </w:rPr>
-        <w:t>p</w:t>
-      </w:r>
-      <w:r>
-        <w:rPr>
-          <w:rFonts w:ascii="Times New Roman" w:hAnsi="Times New Roman" w:cs="Times New Roman"/>
-        </w:rPr>
-        <w:t xml:space="preserve">hrase </w:t>
-      </w:r>
-      <w:r>
-        <w:rPr>
-          <w:rFonts w:ascii="Times New Roman" w:hAnsi="Times New Roman" w:cs="Times New Roman"/>
-        </w:rPr>
-        <w:t>3</w:t>
-      </w:r>
-      <w:r>
-        <w:rPr>
-          <w:rFonts w:ascii="Times New Roman" w:hAnsi="Times New Roman" w:cs="Times New Roman"/>
-        </w:rPr>
-        <w:t xml:space="preserve">: </w:t>
-      </w:r>
-      <w:r>
-        <w:rPr>
-          <w:rFonts w:ascii="Times New Roman" w:hAnsi="Times New Roman" w:cs="Times New Roman"/>
-        </w:rPr>
-        <w:tab/>
-      </w:r>
-      <w:r>
-        <w:rPr>
-          <w:rFonts w:ascii="Times New Roman" w:hAnsi="Times New Roman" w:cs="Times New Roman"/>
-        </w:rPr>
-        <w:tab/>
-      </w:r>
-      <w:r>
-        <w:rPr>
-          <w:rFonts w:ascii="Times New Roman" w:hAnsi="Times New Roman" w:cs="Times New Roman"/>
-        </w:rPr>
-        <w:t>__________________________________________________</w:t>
-      </w:r>
-      <w:r>
-        <w:rPr>
-          <w:rFonts w:ascii="Times New Roman" w:hAnsi="Times New Roman" w:cs="Times New Roman"/>
-        </w:rPr>
-        <w:br/>
-      </w:r>
-      <w:r>
-        <w:rPr>
-          <w:rFonts w:ascii="Times New Roman" w:hAnsi="Times New Roman" w:cs="Times New Roman"/>
-        </w:rPr>
-        <w:br/>
-      </w:r>
-      <w:r>
-        <w:rPr>
-          <w:rFonts w:ascii="Times New Roman" w:hAnsi="Times New Roman" w:cs="Times New Roman"/>
-        </w:rPr>
-        <w:t>i</w:t>
-      </w:r>
-      <w:r>
-        <w:rPr>
-          <w:rFonts w:ascii="Times New Roman" w:hAnsi="Times New Roman" w:cs="Times New Roman"/>
-        </w:rPr>
-        <w:t>n set notation:</w:t>
-      </w:r>
-      <w:r>
-        <w:rPr>
-          <w:rFonts w:ascii="Times New Roman" w:hAnsi="Times New Roman" w:cs="Times New Roman"/>
-        </w:rPr>
-        <w:tab/>
-      </w:r>
-      <w:r>
-        <w:rPr>
-          <w:rFonts w:ascii="Times New Roman" w:hAnsi="Times New Roman" w:cs="Times New Roman"/>
-        </w:rPr>
-        <w:t>_________________= { ______________________________ }</w:t>
-      </w:r>
-    </w:p>
-    <w:p>
-      <w:pPr>
-        <w:pStyle w:val="BodyText"/>
-        <w:rPr>
-          <w:rFonts w:ascii="Times New Roman" w:hAnsi="Times New Roman" w:cs="Times New Roman"/>
-        </w:rPr>
-      </w:pPr>
     </w:p>
     <w:sectPr>
       <w:type w:val="continuous"/>
@@ -5715,7 +5925,6 @@
   <w:style w:type="character" w:default="1" w:styleId="DefaultParagraphFont">
     <w:name w:val="Default Paragraph Font"/>
     <w:uiPriority w:val="1"/>
-    <w:semiHidden/>
     <w:unhideWhenUsed/>
   </w:style>
   <w:style w:type="table" w:default="1" w:styleId="TableNormal">
@@ -5989,6 +6198,17 @@
       <w:szCs w:val="56"/>
     </w:rPr>
   </w:style>
+  <w:style w:type="paragraph" w:customStyle="1" w:styleId="p1">
+    <w:name w:val="p1"/>
+    <w:basedOn w:val="Normal"/>
+    <w:rsid w:val="001A2014"/>
+    <w:pPr>
+      <w:spacing w:before="100" w:beforeAutospacing="1" w:after="100" w:afterAutospacing="1"/>
+    </w:pPr>
+    <w:rPr>
+      <w:lang w:val="en-GB" w:eastAsia="zh-CN"/>
+    </w:rPr>
+  </w:style>
 </w:styles>
 </file>
 
